--- a/文件/第七章實體關聯圖問題-035-042.docx
+++ b/文件/第七章實體關聯圖問題-035-042.docx
@@ -9,12 +9,10 @@
       </w:r>
     </w:p>
     <w:p>
-      <w:pPr>
+      <w:r>
         <w:rPr>
-          <w:rFonts w:hint="eastAsia"/>
+          <w:noProof/>
         </w:rPr>
-      </w:pPr>
-      <w:r>
         <w:drawing>
           <wp:inline distT="0" distB="0" distL="0" distR="0" wp14:anchorId="0F7FDC77" wp14:editId="1D8285F5">
             <wp:extent cx="5274310" cy="3101340"/>
@@ -31,7 +29,7 @@
                     <pic:cNvPicPr/>
                   </pic:nvPicPr>
                   <pic:blipFill>
-                    <a:blip r:embed="rId6"/>
+                    <a:blip r:embed="rId7"/>
                     <a:stretch>
                       <a:fillRect/>
                     </a:stretch>
@@ -50,6 +48,45 @@
             </a:graphic>
           </wp:inline>
         </w:drawing>
+      </w:r>
+    </w:p>
+    <w:p>
+      <w:pPr>
+        <w:pStyle w:val="a9"/>
+        <w:numPr>
+          <w:ilvl w:val="0"/>
+          <w:numId w:val="1"/>
+        </w:numPr>
+      </w:pPr>
+      <w:r>
+        <w:rPr>
+          <w:rFonts w:hint="eastAsia"/>
+        </w:rPr>
+        <w:t>全台縣市和最近警局的「郵遞區號」欄位能用「對應」嗎</w:t>
+      </w:r>
+      <w:r>
+        <w:rPr>
+          <w:rFonts w:hint="eastAsia"/>
+        </w:rPr>
+        <w:t>?</w:t>
+      </w:r>
+    </w:p>
+    <w:p>
+      <w:pPr>
+        <w:pStyle w:val="a9"/>
+        <w:numPr>
+          <w:ilvl w:val="0"/>
+          <w:numId w:val="1"/>
+        </w:numPr>
+        <w:rPr>
+          <w:rFonts w:hint="eastAsia"/>
+        </w:rPr>
+      </w:pPr>
+      <w:r>
+        <w:rPr>
+          <w:rFonts w:hint="eastAsia"/>
+        </w:rPr>
+        <w:t>二次審核</w:t>
       </w:r>
     </w:p>
     <w:sectPr>
@@ -110,6 +147,127 @@
     </w:p>
   </w:footnote>
 </w:footnotes>
+</file>
+
+<file path=word/numbering.xml><?xml version="1.0" encoding="utf-8"?>
+<w:numbering xmlns:wpc="http://schemas.microsoft.com/office/word/2010/wordprocessingCanvas" xmlns:cx="http://schemas.microsoft.com/office/drawing/2014/chartex" xmlns:cx1="http://schemas.microsoft.com/office/drawing/2015/9/8/chartex" xmlns:cx2="http://schemas.microsoft.com/office/drawing/2015/10/21/chartex" xmlns:cx3="http://schemas.microsoft.com/office/drawing/2016/5/9/chartex" xmlns:cx4="http://schemas.microsoft.com/office/drawing/2016/5/10/chartex" xmlns:cx5="http://schemas.microsoft.com/office/drawing/2016/5/11/chartex" xmlns:cx6="http://schemas.microsoft.com/office/drawing/2016/5/12/chartex" xmlns:cx7="http://schemas.microsoft.com/office/drawing/2016/5/13/chartex" xmlns:cx8="http://schemas.microsoft.com/office/drawing/2016/5/14/chartex" xmlns:mc="http://schemas.openxmlformats.org/markup-compatibility/2006" xmlns:aink="http://schemas.microsoft.com/office/drawing/2016/ink" xmlns:am3d="http://schemas.microsoft.com/office/drawing/2017/model3d" xmlns:o="urn:schemas-microsoft-com:office:office" xmlns:oel="http://schemas.microsoft.com/office/2019/extlst" xmlns:r="http://schemas.openxmlformats.org/officeDocument/2006/relationships" xmlns:m="http://schemas.openxmlformats.org/officeDocument/2006/math" xmlns:v="urn:schemas-microsoft-com:vml" xmlns:wp14="http://schemas.microsoft.com/office/word/2010/wordprocessingDrawing" xmlns:wp="http://schemas.openxmlformats.org/drawingml/2006/wordprocessingDrawing" xmlns:w10="urn:schemas-microsoft-com:office:word" xmlns:w="http://schemas.openxmlformats.org/wordprocessingml/2006/main" xmlns:w14="http://schemas.microsoft.com/office/word/2010/wordml" xmlns:w15="http://schemas.microsoft.com/office/word/2012/wordml" xmlns:w16cex="http://schemas.microsoft.com/office/word/2018/wordml/cex" xmlns:w16cid="http://schemas.microsoft.com/office/word/2016/wordml/cid" xmlns:w16="http://schemas.microsoft.com/office/word/2018/wordml" xmlns:w16du="http://schemas.microsoft.com/office/word/2023/wordml/word16du" xmlns:w16sdtdh="http://schemas.microsoft.com/office/word/2020/wordml/sdtdatahash" xmlns:w16sdtfl="http://schemas.microsoft.com/office/word/2024/wordml/sdtformatlock" xmlns:w16se="http://schemas.microsoft.com/office/word/2015/wordml/symex" xmlns:wpg="http://schemas.microsoft.com/office/word/2010/wordprocessingGroup" xmlns:wpi="http://schemas.microsoft.com/office/word/2010/wordprocessingInk" xmlns:wne="http://schemas.microsoft.com/office/word/2006/wordml" xmlns:wps="http://schemas.microsoft.com/office/word/2010/wordprocessingShape" mc:Ignorable="w14 w15 w16se w16cid w16 w16cex w16sdtdh w16sdtfl w16du wp14">
+  <w:abstractNum w:abstractNumId="0" w15:restartNumberingAfterBreak="0">
+    <w:nsid w:val="10CD4653"/>
+    <w:multiLevelType w:val="hybridMultilevel"/>
+    <w:tmpl w:val="55A4ECE6"/>
+    <w:lvl w:ilvl="0" w:tplc="04090001">
+      <w:start w:val="1"/>
+      <w:numFmt w:val="bullet"/>
+      <w:lvlText w:val=""/>
+      <w:lvlJc w:val="left"/>
+      <w:pPr>
+        <w:ind w:left="480" w:hanging="480"/>
+      </w:pPr>
+      <w:rPr>
+        <w:rFonts w:ascii="Wingdings" w:hAnsi="Wingdings" w:hint="default"/>
+      </w:rPr>
+    </w:lvl>
+    <w:lvl w:ilvl="1" w:tplc="04090003" w:tentative="1">
+      <w:start w:val="1"/>
+      <w:numFmt w:val="bullet"/>
+      <w:lvlText w:val=""/>
+      <w:lvlJc w:val="left"/>
+      <w:pPr>
+        <w:ind w:left="960" w:hanging="480"/>
+      </w:pPr>
+      <w:rPr>
+        <w:rFonts w:ascii="Wingdings" w:hAnsi="Wingdings" w:hint="default"/>
+      </w:rPr>
+    </w:lvl>
+    <w:lvl w:ilvl="2" w:tplc="04090005" w:tentative="1">
+      <w:start w:val="1"/>
+      <w:numFmt w:val="bullet"/>
+      <w:lvlText w:val=""/>
+      <w:lvlJc w:val="left"/>
+      <w:pPr>
+        <w:ind w:left="1440" w:hanging="480"/>
+      </w:pPr>
+      <w:rPr>
+        <w:rFonts w:ascii="Wingdings" w:hAnsi="Wingdings" w:hint="default"/>
+      </w:rPr>
+    </w:lvl>
+    <w:lvl w:ilvl="3" w:tplc="04090001" w:tentative="1">
+      <w:start w:val="1"/>
+      <w:numFmt w:val="bullet"/>
+      <w:lvlText w:val=""/>
+      <w:lvlJc w:val="left"/>
+      <w:pPr>
+        <w:ind w:left="1920" w:hanging="480"/>
+      </w:pPr>
+      <w:rPr>
+        <w:rFonts w:ascii="Wingdings" w:hAnsi="Wingdings" w:hint="default"/>
+      </w:rPr>
+    </w:lvl>
+    <w:lvl w:ilvl="4" w:tplc="04090003" w:tentative="1">
+      <w:start w:val="1"/>
+      <w:numFmt w:val="bullet"/>
+      <w:lvlText w:val=""/>
+      <w:lvlJc w:val="left"/>
+      <w:pPr>
+        <w:ind w:left="2400" w:hanging="480"/>
+      </w:pPr>
+      <w:rPr>
+        <w:rFonts w:ascii="Wingdings" w:hAnsi="Wingdings" w:hint="default"/>
+      </w:rPr>
+    </w:lvl>
+    <w:lvl w:ilvl="5" w:tplc="04090005" w:tentative="1">
+      <w:start w:val="1"/>
+      <w:numFmt w:val="bullet"/>
+      <w:lvlText w:val=""/>
+      <w:lvlJc w:val="left"/>
+      <w:pPr>
+        <w:ind w:left="2880" w:hanging="480"/>
+      </w:pPr>
+      <w:rPr>
+        <w:rFonts w:ascii="Wingdings" w:hAnsi="Wingdings" w:hint="default"/>
+      </w:rPr>
+    </w:lvl>
+    <w:lvl w:ilvl="6" w:tplc="04090001" w:tentative="1">
+      <w:start w:val="1"/>
+      <w:numFmt w:val="bullet"/>
+      <w:lvlText w:val=""/>
+      <w:lvlJc w:val="left"/>
+      <w:pPr>
+        <w:ind w:left="3360" w:hanging="480"/>
+      </w:pPr>
+      <w:rPr>
+        <w:rFonts w:ascii="Wingdings" w:hAnsi="Wingdings" w:hint="default"/>
+      </w:rPr>
+    </w:lvl>
+    <w:lvl w:ilvl="7" w:tplc="04090003" w:tentative="1">
+      <w:start w:val="1"/>
+      <w:numFmt w:val="bullet"/>
+      <w:lvlText w:val=""/>
+      <w:lvlJc w:val="left"/>
+      <w:pPr>
+        <w:ind w:left="3840" w:hanging="480"/>
+      </w:pPr>
+      <w:rPr>
+        <w:rFonts w:ascii="Wingdings" w:hAnsi="Wingdings" w:hint="default"/>
+      </w:rPr>
+    </w:lvl>
+    <w:lvl w:ilvl="8" w:tplc="04090005" w:tentative="1">
+      <w:start w:val="1"/>
+      <w:numFmt w:val="bullet"/>
+      <w:lvlText w:val=""/>
+      <w:lvlJc w:val="left"/>
+      <w:pPr>
+        <w:ind w:left="4320" w:hanging="480"/>
+      </w:pPr>
+      <w:rPr>
+        <w:rFonts w:ascii="Wingdings" w:hAnsi="Wingdings" w:hint="default"/>
+      </w:rPr>
+    </w:lvl>
+  </w:abstractNum>
+  <w:num w:numId="1" w16cid:durableId="1994407846">
+    <w:abstractNumId w:val="0"/>
+  </w:num>
+</w:numbering>
 </file>
 
 <file path=word/styles.xml><?xml version="1.0" encoding="utf-8"?>

--- a/文件/第七章實體關聯圖問題-035-042.docx
+++ b/文件/第七章實體關聯圖問題-035-042.docx
@@ -78,16 +78,123 @@
           <w:ilvl w:val="0"/>
           <w:numId w:val="1"/>
         </w:numPr>
-        <w:rPr>
-          <w:rFonts w:hint="eastAsia"/>
-        </w:rPr>
-      </w:pPr>
-      <w:r>
-        <w:rPr>
-          <w:rFonts w:hint="eastAsia"/>
-        </w:rPr>
-        <w:t>二次審核</w:t>
-      </w:r>
+      </w:pPr>
+      <w:r>
+        <w:rPr>
+          <w:rFonts w:hint="eastAsia"/>
+        </w:rPr>
+        <w:t>初</w:t>
+      </w:r>
+      <w:r>
+        <w:rPr>
+          <w:rFonts w:hint="eastAsia"/>
+        </w:rPr>
+        <w:t>次審核</w:t>
+      </w:r>
+      <w:r>
+        <w:rPr>
+          <w:rFonts w:hint="eastAsia"/>
+        </w:rPr>
+        <w:t>(</w:t>
+      </w:r>
+      <w:r>
+        <w:rPr>
+          <w:rFonts w:hint="eastAsia"/>
+        </w:rPr>
+        <w:t>誰審核</w:t>
+      </w:r>
+      <w:r>
+        <w:rPr>
+          <w:rFonts w:hint="eastAsia"/>
+        </w:rPr>
+        <w:t>?</w:t>
+      </w:r>
+      <w:r>
+        <w:rPr>
+          <w:rFonts w:hint="eastAsia"/>
+        </w:rPr>
+        <w:t>管理員嗎</w:t>
+      </w:r>
+      <w:r>
+        <w:rPr>
+          <w:rFonts w:hint="eastAsia"/>
+        </w:rPr>
+        <w:t>?</w:t>
+      </w:r>
+      <w:r>
+        <w:rPr>
+          <w:rFonts w:hint="eastAsia"/>
+        </w:rPr>
+        <w:t>還是</w:t>
+      </w:r>
+      <w:r>
+        <w:rPr>
+          <w:rFonts w:hint="eastAsia"/>
+        </w:rPr>
+        <w:t>ai?)</w:t>
+      </w:r>
+    </w:p>
+    <w:p>
+      <w:pPr>
+        <w:pStyle w:val="a9"/>
+        <w:numPr>
+          <w:ilvl w:val="0"/>
+          <w:numId w:val="1"/>
+        </w:numPr>
+      </w:pPr>
+      <w:r>
+        <w:rPr>
+          <w:rFonts w:hint="eastAsia"/>
+        </w:rPr>
+        <w:t>管理員資料表對審核狀態表單是要用</w:t>
+      </w:r>
+      <w:r>
+        <w:rPr>
+          <w:rFonts w:hint="eastAsia"/>
+        </w:rPr>
+        <w:t xml:space="preserve">1:1 </w:t>
+      </w:r>
+      <w:r>
+        <w:rPr>
+          <w:rFonts w:hint="eastAsia"/>
+        </w:rPr>
+        <w:t>還是</w:t>
+      </w:r>
+      <w:r>
+        <w:rPr>
+          <w:rFonts w:hint="eastAsia"/>
+        </w:rPr>
+        <w:t xml:space="preserve"> 1:</w:t>
+      </w:r>
+      <w:proofErr w:type="gramStart"/>
+      <w:r>
+        <w:rPr>
+          <w:rFonts w:hint="eastAsia"/>
+        </w:rPr>
+        <w:t>M?(</w:t>
+      </w:r>
+      <w:proofErr w:type="gramEnd"/>
+      <w:r>
+        <w:rPr>
+          <w:rFonts w:hint="eastAsia"/>
+        </w:rPr>
+        <w:t>不確定是對單一資料還是對整個表單</w:t>
+      </w:r>
+      <w:r>
+        <w:rPr>
+          <w:rFonts w:hint="eastAsia"/>
+        </w:rPr>
+        <w:t>)</w:t>
+      </w:r>
+    </w:p>
+    <w:p>
+      <w:pPr>
+        <w:pStyle w:val="a9"/>
+        <w:ind w:left="480"/>
+        <w:rPr>
+          <w:rFonts w:hint="eastAsia"/>
+        </w:rPr>
+      </w:pPr>
     </w:p>
     <w:sectPr>
       <w:pgSz w:w="11906" w:h="16838"/>

--- a/文件/第七章實體關聯圖問題-035-042.docx
+++ b/文件/第七章實體關聯圖問題-035-042.docx
@@ -2,7 +2,6 @@
 <file path=word/document.xml><?xml version="1.0" encoding="utf-8"?>
 <w:document xmlns:wpc="http://schemas.microsoft.com/office/word/2010/wordprocessingCanvas" xmlns:cx="http://schemas.microsoft.com/office/drawing/2014/chartex" xmlns:cx1="http://schemas.microsoft.com/office/drawing/2015/9/8/chartex" xmlns:cx2="http://schemas.microsoft.com/office/drawing/2015/10/21/chartex" xmlns:cx3="http://schemas.microsoft.com/office/drawing/2016/5/9/chartex" xmlns:cx4="http://schemas.microsoft.com/office/drawing/2016/5/10/chartex" xmlns:cx5="http://schemas.microsoft.com/office/drawing/2016/5/11/chartex" xmlns:cx6="http://schemas.microsoft.com/office/drawing/2016/5/12/chartex" xmlns:cx7="http://schemas.microsoft.com/office/drawing/2016/5/13/chartex" xmlns:cx8="http://schemas.microsoft.com/office/drawing/2016/5/14/chartex" xmlns:mc="http://schemas.openxmlformats.org/markup-compatibility/2006" xmlns:aink="http://schemas.microsoft.com/office/drawing/2016/ink" xmlns:am3d="http://schemas.microsoft.com/office/drawing/2017/model3d" xmlns:o="urn:schemas-microsoft-com:office:office" xmlns:oel="http://schemas.microsoft.com/office/2019/extlst" xmlns:r="http://schemas.openxmlformats.org/officeDocument/2006/relationships" xmlns:m="http://schemas.openxmlformats.org/officeDocument/2006/math" xmlns:v="urn:schemas-microsoft-com:vml" xmlns:wp14="http://schemas.microsoft.com/office/word/2010/wordprocessingDrawing" xmlns:wp="http://schemas.openxmlformats.org/drawingml/2006/wordprocessingDrawing" xmlns:w10="urn:schemas-microsoft-com:office:word" xmlns:w="http://schemas.openxmlformats.org/wordprocessingml/2006/main" xmlns:w14="http://schemas.microsoft.com/office/word/2010/wordml" xmlns:w15="http://schemas.microsoft.com/office/word/2012/wordml" xmlns:w16cex="http://schemas.microsoft.com/office/word/2018/wordml/cex" xmlns:w16cid="http://schemas.microsoft.com/office/word/2016/wordml/cid" xmlns:w16="http://schemas.microsoft.com/office/word/2018/wordml" xmlns:w16du="http://schemas.microsoft.com/office/word/2023/wordml/word16du" xmlns:w16sdtdh="http://schemas.microsoft.com/office/word/2020/wordml/sdtdatahash" xmlns:w16sdtfl="http://schemas.microsoft.com/office/word/2024/wordml/sdtformatlock" xmlns:w16se="http://schemas.microsoft.com/office/word/2015/wordml/symex" xmlns:wpg="http://schemas.microsoft.com/office/word/2010/wordprocessingGroup" xmlns:wpi="http://schemas.microsoft.com/office/word/2010/wordprocessingInk" xmlns:wne="http://schemas.microsoft.com/office/word/2006/wordml" xmlns:wps="http://schemas.microsoft.com/office/word/2010/wordprocessingShape" mc:Ignorable="w14 w15 w16se w16cid w16 w16cex w16sdtdh w16sdtfl w16du wp14">
   <w:body>
-    <w:p/>
     <w:p>
       <w:r>
         <w:t>5/17</w:t>
@@ -141,6 +140,9 @@
           <w:ilvl w:val="0"/>
           <w:numId w:val="1"/>
         </w:numPr>
+        <w:rPr>
+          <w:rFonts w:hint="eastAsia"/>
+        </w:rPr>
       </w:pPr>
       <w:r>
         <w:rPr>
@@ -185,16 +187,75 @@
           <w:rFonts w:hint="eastAsia"/>
         </w:rPr>
         <w:t>)</w:t>
+      </w:r>
+    </w:p>
+    <w:p>
+      <w:r>
+        <w:rPr>
+          <w:rFonts w:hint="eastAsia"/>
+        </w:rPr>
+        <w:t>5/18</w:t>
+      </w:r>
+      <w:r>
+        <w:rPr>
+          <w:rFonts w:hint="eastAsia"/>
+        </w:rPr>
+        <w:t>更新</w:t>
       </w:r>
     </w:p>
     <w:p>
       <w:pPr>
-        <w:pStyle w:val="a9"/>
-        <w:ind w:left="480"/>
         <w:rPr>
           <w:rFonts w:hint="eastAsia"/>
         </w:rPr>
       </w:pPr>
+      <w:r>
+        <w:rPr>
+          <w:rFonts w:hint="eastAsia"/>
+          <w:noProof/>
+        </w:rPr>
+        <w:drawing>
+          <wp:inline distT="0" distB="0" distL="0" distR="0" wp14:anchorId="30053893" wp14:editId="2EDAC359">
+            <wp:extent cx="5274310" cy="3234055"/>
+            <wp:effectExtent l="0" t="0" r="0" b="0"/>
+            <wp:docPr id="1937485775" name="圖片 1" descr="一張含有 寫生, 圖畫, 線條藝術, 樣式 的圖片&#10;&#10;AI 產生的內容可能不正確。"/>
+            <wp:cNvGraphicFramePr>
+              <a:graphicFrameLocks xmlns:a="http://schemas.openxmlformats.org/drawingml/2006/main" noChangeAspect="1"/>
+            </wp:cNvGraphicFramePr>
+            <a:graphic xmlns:a="http://schemas.openxmlformats.org/drawingml/2006/main">
+              <a:graphicData uri="http://schemas.openxmlformats.org/drawingml/2006/picture">
+                <pic:pic xmlns:pic="http://schemas.openxmlformats.org/drawingml/2006/picture">
+                  <pic:nvPicPr>
+                    <pic:cNvPr id="1937485775" name="圖片 1" descr="一張含有 寫生, 圖畫, 線條藝術, 樣式 的圖片&#10;&#10;AI 產生的內容可能不正確。"/>
+                    <pic:cNvPicPr/>
+                  </pic:nvPicPr>
+                  <pic:blipFill>
+                    <a:blip r:embed="rId8" cstate="print">
+                      <a:extLst>
+                        <a:ext uri="{28A0092B-C50C-407E-A947-70E740481C1C}">
+                          <a14:useLocalDpi xmlns:a14="http://schemas.microsoft.com/office/drawing/2010/main" val="0"/>
+                        </a:ext>
+                      </a:extLst>
+                    </a:blip>
+                    <a:stretch>
+                      <a:fillRect/>
+                    </a:stretch>
+                  </pic:blipFill>
+                  <pic:spPr>
+                    <a:xfrm>
+                      <a:off x="0" y="0"/>
+                      <a:ext cx="5274310" cy="3234055"/>
+                    </a:xfrm>
+                    <a:prstGeom prst="rect">
+                      <a:avLst/>
+                    </a:prstGeom>
+                  </pic:spPr>
+                </pic:pic>
+              </a:graphicData>
+            </a:graphic>
+          </wp:inline>
+        </w:drawing>
+      </w:r>
     </w:p>
     <w:sectPr>
       <w:pgSz w:w="11906" w:h="16838"/>

--- a/文件/第七章實體關聯圖問題-035-042.docx
+++ b/文件/第七章實體關聯圖問題-035-042.docx
@@ -77,6 +77,9 @@
           <w:ilvl w:val="0"/>
           <w:numId w:val="1"/>
         </w:numPr>
+        <w:rPr>
+          <w:rFonts w:hint="eastAsia"/>
+        </w:rPr>
       </w:pPr>
       <w:r>
         <w:rPr>
@@ -100,7 +103,7 @@
         <w:rPr>
           <w:rFonts w:hint="eastAsia"/>
         </w:rPr>
-        <w:t>誰審核</w:t>
+        <w:t>管理員嗎</w:t>
       </w:r>
       <w:r>
         <w:rPr>
@@ -112,26 +115,29 @@
         <w:rPr>
           <w:rFonts w:hint="eastAsia"/>
         </w:rPr>
-        <w:t>管理員嗎</w:t>
-      </w:r>
-      <w:r>
-        <w:rPr>
-          <w:rFonts w:hint="eastAsia"/>
-        </w:rPr>
-        <w:t>?</w:t>
-      </w:r>
-      <w:r>
-        <w:rPr>
-          <w:rFonts w:hint="eastAsia"/>
-        </w:rPr>
         <w:t>還是</w:t>
       </w:r>
       <w:r>
         <w:rPr>
           <w:rFonts w:hint="eastAsia"/>
         </w:rPr>
-        <w:t>ai?)</w:t>
-      </w:r>
+        <w:t>ai?</w:t>
+      </w:r>
+      <w:proofErr w:type="gramStart"/>
+      <w:r>
+        <w:rPr>
+          <w:rFonts w:hint="eastAsia"/>
+        </w:rPr>
+        <w:t>)</w:t>
+      </w:r>
+      <w:r>
+        <w:rPr>
+          <w:rFonts w:hint="eastAsia"/>
+          <w:highlight w:val="yellow"/>
+        </w:rPr>
+        <w:t>ai</w:t>
+      </w:r>
+      <w:proofErr w:type="gramEnd"/>
     </w:p>
     <w:p>
       <w:pPr>
@@ -141,7 +147,7 @@
           <w:numId w:val="1"/>
         </w:numPr>
         <w:rPr>
-          <w:rFonts w:hint="eastAsia"/>
+          <w:highlight w:val="yellow"/>
         </w:rPr>
       </w:pPr>
       <w:r>
@@ -187,6 +193,13 @@
           <w:rFonts w:hint="eastAsia"/>
         </w:rPr>
         <w:t>)</w:t>
+      </w:r>
+      <w:r>
+        <w:rPr>
+          <w:rFonts w:hint="eastAsia"/>
+          <w:highlight w:val="yellow"/>
+        </w:rPr>
+        <w:t>多對多</w:t>
       </w:r>
     </w:p>
     <w:p>
@@ -204,11 +217,6 @@
       </w:r>
     </w:p>
     <w:p>
-      <w:pPr>
-        <w:rPr>
-          <w:rFonts w:hint="eastAsia"/>
-        </w:rPr>
-      </w:pPr>
       <w:r>
         <w:rPr>
           <w:rFonts w:hint="eastAsia"/>
@@ -256,6 +264,76 @@
           </wp:inline>
         </w:drawing>
       </w:r>
+    </w:p>
+    <w:p>
+      <w:r>
+        <w:rPr>
+          <w:rFonts w:hint="eastAsia"/>
+        </w:rPr>
+        <w:lastRenderedPageBreak/>
+        <w:t>討論後二次更新</w:t>
+      </w:r>
+    </w:p>
+    <w:p>
+      <w:pPr>
+        <w:rPr>
+          <w:rFonts w:hint="eastAsia"/>
+        </w:rPr>
+      </w:pPr>
+      <w:r>
+        <w:rPr>
+          <w:rFonts w:hint="eastAsia"/>
+          <w:noProof/>
+        </w:rPr>
+        <w:drawing>
+          <wp:inline distT="0" distB="0" distL="0" distR="0" wp14:anchorId="3E3A16E5" wp14:editId="02C03E8A">
+            <wp:extent cx="5274310" cy="3232150"/>
+            <wp:effectExtent l="0" t="0" r="0" b="0"/>
+            <wp:docPr id="696489975" name="圖片 1" descr="一張含有 寫生, 圖畫, 線條藝術 的圖片&#10;&#10;AI 產生的內容可能不正確。"/>
+            <wp:cNvGraphicFramePr>
+              <a:graphicFrameLocks xmlns:a="http://schemas.openxmlformats.org/drawingml/2006/main" noChangeAspect="1"/>
+            </wp:cNvGraphicFramePr>
+            <a:graphic xmlns:a="http://schemas.openxmlformats.org/drawingml/2006/main">
+              <a:graphicData uri="http://schemas.openxmlformats.org/drawingml/2006/picture">
+                <pic:pic xmlns:pic="http://schemas.openxmlformats.org/drawingml/2006/picture">
+                  <pic:nvPicPr>
+                    <pic:cNvPr id="696489975" name="圖片 1" descr="一張含有 寫生, 圖畫, 線條藝術 的圖片&#10;&#10;AI 產生的內容可能不正確。"/>
+                    <pic:cNvPicPr/>
+                  </pic:nvPicPr>
+                  <pic:blipFill>
+                    <a:blip r:embed="rId9" cstate="print">
+                      <a:extLst>
+                        <a:ext uri="{28A0092B-C50C-407E-A947-70E740481C1C}">
+                          <a14:useLocalDpi xmlns:a14="http://schemas.microsoft.com/office/drawing/2010/main" val="0"/>
+                        </a:ext>
+                      </a:extLst>
+                    </a:blip>
+                    <a:stretch>
+                      <a:fillRect/>
+                    </a:stretch>
+                  </pic:blipFill>
+                  <pic:spPr>
+                    <a:xfrm>
+                      <a:off x="0" y="0"/>
+                      <a:ext cx="5274310" cy="3232150"/>
+                    </a:xfrm>
+                    <a:prstGeom prst="rect">
+                      <a:avLst/>
+                    </a:prstGeom>
+                  </pic:spPr>
+                </pic:pic>
+              </a:graphicData>
+            </a:graphic>
+          </wp:inline>
+        </w:drawing>
+      </w:r>
+    </w:p>
+    <w:p>
+      <w:pPr>
+        <w:rPr>
+          <w:rFonts w:hint="eastAsia"/>
+        </w:rPr>
+      </w:pPr>
     </w:p>
     <w:sectPr>
       <w:pgSz w:w="11906" w:h="16838"/>

--- a/文件/第七章實體關聯圖問題-035-042.docx
+++ b/文件/第七章實體關聯圖問題-035-042.docx
@@ -77,9 +77,6 @@
           <w:ilvl w:val="0"/>
           <w:numId w:val="1"/>
         </w:numPr>
-        <w:rPr>
-          <w:rFonts w:hint="eastAsia"/>
-        </w:rPr>
       </w:pPr>
       <w:r>
         <w:rPr>
@@ -121,14 +118,7 @@
         <w:rPr>
           <w:rFonts w:hint="eastAsia"/>
         </w:rPr>
-        <w:t>ai?</w:t>
-      </w:r>
-      <w:proofErr w:type="gramStart"/>
-      <w:r>
-        <w:rPr>
-          <w:rFonts w:hint="eastAsia"/>
-        </w:rPr>
-        <w:t>)</w:t>
+        <w:t>ai?)</w:t>
       </w:r>
       <w:r>
         <w:rPr>
@@ -137,7 +127,6 @@
         </w:rPr>
         <w:t>ai</w:t>
       </w:r>
-      <w:proofErr w:type="gramEnd"/>
     </w:p>
     <w:p>
       <w:pPr>
@@ -172,16 +161,8 @@
         <w:rPr>
           <w:rFonts w:hint="eastAsia"/>
         </w:rPr>
-        <w:t xml:space="preserve"> 1:</w:t>
-      </w:r>
-      <w:proofErr w:type="gramStart"/>
-      <w:r>
-        <w:rPr>
-          <w:rFonts w:hint="eastAsia"/>
-        </w:rPr>
-        <w:t>M?(</w:t>
-      </w:r>
-      <w:proofErr w:type="gramEnd"/>
+        <w:t xml:space="preserve"> 1:M?(</w:t>
+      </w:r>
       <w:r>
         <w:rPr>
           <w:rFonts w:hint="eastAsia"/>
@@ -275,11 +256,6 @@
       </w:r>
     </w:p>
     <w:p>
-      <w:pPr>
-        <w:rPr>
-          <w:rFonts w:hint="eastAsia"/>
-        </w:rPr>
-      </w:pPr>
       <w:r>
         <w:rPr>
           <w:rFonts w:hint="eastAsia"/>
@@ -334,6 +310,78 @@
           <w:rFonts w:hint="eastAsia"/>
         </w:rPr>
       </w:pPr>
+      <w:r>
+        <w:rPr>
+          <w:rFonts w:hint="eastAsia"/>
+        </w:rPr>
+        <w:t>5/</w:t>
+      </w:r>
+      <w:r>
+        <w:rPr>
+          <w:rFonts w:hint="eastAsia"/>
+        </w:rPr>
+        <w:t>19</w:t>
+      </w:r>
+      <w:r>
+        <w:rPr>
+          <w:rFonts w:hint="eastAsia"/>
+        </w:rPr>
+        <w:t>更新</w:t>
+      </w:r>
+    </w:p>
+    <w:p>
+      <w:pPr>
+        <w:rPr>
+          <w:rFonts w:hint="eastAsia"/>
+        </w:rPr>
+      </w:pPr>
+      <w:r>
+        <w:rPr>
+          <w:rFonts w:hint="eastAsia"/>
+          <w:noProof/>
+        </w:rPr>
+        <w:drawing>
+          <wp:inline distT="0" distB="0" distL="0" distR="0" wp14:anchorId="275024A8" wp14:editId="0C44C065">
+            <wp:extent cx="5274310" cy="2800350"/>
+            <wp:effectExtent l="0" t="0" r="0" b="0"/>
+            <wp:docPr id="1845279165" name="圖片 2" descr="一張含有 寫生, 圖畫, 線條藝術 的圖片&#10;&#10;AI 產生的內容可能不正確。"/>
+            <wp:cNvGraphicFramePr>
+              <a:graphicFrameLocks xmlns:a="http://schemas.openxmlformats.org/drawingml/2006/main" noChangeAspect="1"/>
+            </wp:cNvGraphicFramePr>
+            <a:graphic xmlns:a="http://schemas.openxmlformats.org/drawingml/2006/main">
+              <a:graphicData uri="http://schemas.openxmlformats.org/drawingml/2006/picture">
+                <pic:pic xmlns:pic="http://schemas.openxmlformats.org/drawingml/2006/picture">
+                  <pic:nvPicPr>
+                    <pic:cNvPr id="1845279165" name="圖片 2" descr="一張含有 寫生, 圖畫, 線條藝術 的圖片&#10;&#10;AI 產生的內容可能不正確。"/>
+                    <pic:cNvPicPr/>
+                  </pic:nvPicPr>
+                  <pic:blipFill>
+                    <a:blip r:embed="rId10" cstate="print">
+                      <a:extLst>
+                        <a:ext uri="{28A0092B-C50C-407E-A947-70E740481C1C}">
+                          <a14:useLocalDpi xmlns:a14="http://schemas.microsoft.com/office/drawing/2010/main" val="0"/>
+                        </a:ext>
+                      </a:extLst>
+                    </a:blip>
+                    <a:stretch>
+                      <a:fillRect/>
+                    </a:stretch>
+                  </pic:blipFill>
+                  <pic:spPr>
+                    <a:xfrm>
+                      <a:off x="0" y="0"/>
+                      <a:ext cx="5274310" cy="2800350"/>
+                    </a:xfrm>
+                    <a:prstGeom prst="rect">
+                      <a:avLst/>
+                    </a:prstGeom>
+                  </pic:spPr>
+                </pic:pic>
+              </a:graphicData>
+            </a:graphic>
+          </wp:inline>
+        </w:drawing>
+      </w:r>
     </w:p>
     <w:sectPr>
       <w:pgSz w:w="11906" w:h="16838"/>

--- a/文件/第七章實體關聯圖問題-035-042.docx
+++ b/文件/第七章實體關聯圖問題-035-042.docx
@@ -305,11 +305,6 @@
       </w:r>
     </w:p>
     <w:p>
-      <w:pPr>
-        <w:rPr>
-          <w:rFonts w:hint="eastAsia"/>
-        </w:rPr>
-      </w:pPr>
       <w:r>
         <w:rPr>
           <w:rFonts w:hint="eastAsia"/>
@@ -330,11 +325,6 @@
       </w:r>
     </w:p>
     <w:p>
-      <w:pPr>
-        <w:rPr>
-          <w:rFonts w:hint="eastAsia"/>
-        </w:rPr>
-      </w:pPr>
       <w:r>
         <w:rPr>
           <w:rFonts w:hint="eastAsia"/>
@@ -371,6 +361,95 @@
                     <a:xfrm>
                       <a:off x="0" y="0"/>
                       <a:ext cx="5274310" cy="2800350"/>
+                    </a:xfrm>
+                    <a:prstGeom prst="rect">
+                      <a:avLst/>
+                    </a:prstGeom>
+                  </pic:spPr>
+                </pic:pic>
+              </a:graphicData>
+            </a:graphic>
+          </wp:inline>
+        </w:drawing>
+      </w:r>
+    </w:p>
+    <w:p>
+      <w:r>
+        <w:rPr>
+          <w:rFonts w:hint="eastAsia"/>
+        </w:rPr>
+        <w:t>5/20</w:t>
+      </w:r>
+      <w:r>
+        <w:rPr>
+          <w:rFonts w:hint="eastAsia"/>
+        </w:rPr>
+        <w:t>更新</w:t>
+      </w:r>
+    </w:p>
+    <w:p/>
+    <w:p>
+      <w:pPr>
+        <w:rPr>
+          <w:rFonts w:hint="eastAsia"/>
+        </w:rPr>
+      </w:pPr>
+      <w:r>
+        <w:rPr>
+          <w:rFonts w:hint="eastAsia"/>
+        </w:rPr>
+        <w:t>(</w:t>
+      </w:r>
+      <w:r>
+        <w:rPr>
+          <w:rFonts w:hint="eastAsia"/>
+        </w:rPr>
+        <w:t>根據資料表新增</w:t>
+      </w:r>
+      <w:r>
+        <w:rPr>
+          <w:rFonts w:hint="eastAsia"/>
+        </w:rPr>
+        <w:t>)</w:t>
+      </w:r>
+    </w:p>
+    <w:p>
+      <w:r>
+        <w:rPr>
+          <w:noProof/>
+        </w:rPr>
+        <w:lastRenderedPageBreak/>
+        <w:drawing>
+          <wp:inline distT="0" distB="0" distL="0" distR="0" wp14:anchorId="00F78D6C" wp14:editId="7EDFFDAF">
+            <wp:extent cx="5274310" cy="3113405"/>
+            <wp:effectExtent l="0" t="0" r="0" b="0"/>
+            <wp:docPr id="594935119" name="圖片 1" descr="一張含有 圖畫, 寫生, 線條藝術 的圖片&#10;&#10;AI 產生的內容可能不正確。"/>
+            <wp:cNvGraphicFramePr>
+              <a:graphicFrameLocks xmlns:a="http://schemas.openxmlformats.org/drawingml/2006/main" noChangeAspect="1"/>
+            </wp:cNvGraphicFramePr>
+            <a:graphic xmlns:a="http://schemas.openxmlformats.org/drawingml/2006/main">
+              <a:graphicData uri="http://schemas.openxmlformats.org/drawingml/2006/picture">
+                <pic:pic xmlns:pic="http://schemas.openxmlformats.org/drawingml/2006/picture">
+                  <pic:nvPicPr>
+                    <pic:cNvPr id="594935119" name="圖片 1" descr="一張含有 圖畫, 寫生, 線條藝術 的圖片&#10;&#10;AI 產生的內容可能不正確。"/>
+                    <pic:cNvPicPr/>
+                  </pic:nvPicPr>
+                  <pic:blipFill>
+                    <a:blip r:embed="rId11" cstate="print">
+                      <a:extLst>
+                        <a:ext uri="{28A0092B-C50C-407E-A947-70E740481C1C}">
+                          <a14:useLocalDpi xmlns:a14="http://schemas.microsoft.com/office/drawing/2010/main" val="0"/>
+                        </a:ext>
+                      </a:extLst>
+                    </a:blip>
+                    <a:stretch>
+                      <a:fillRect/>
+                    </a:stretch>
+                  </pic:blipFill>
+                  <pic:spPr>
+                    <a:xfrm>
+                      <a:off x="0" y="0"/>
+                      <a:ext cx="5274310" cy="3113405"/>
                     </a:xfrm>
                     <a:prstGeom prst="rect">
                       <a:avLst/>

--- a/文件/第七章實體關聯圖問題-035-042.docx
+++ b/文件/第七章實體關聯圖問題-035-042.docx
@@ -118,7 +118,14 @@
         <w:rPr>
           <w:rFonts w:hint="eastAsia"/>
         </w:rPr>
-        <w:t>ai?)</w:t>
+        <w:t>ai?</w:t>
+      </w:r>
+      <w:proofErr w:type="gramStart"/>
+      <w:r>
+        <w:rPr>
+          <w:rFonts w:hint="eastAsia"/>
+        </w:rPr>
+        <w:t>)</w:t>
       </w:r>
       <w:r>
         <w:rPr>
@@ -127,6 +134,7 @@
         </w:rPr>
         <w:t>ai</w:t>
       </w:r>
+      <w:proofErr w:type="gramEnd"/>
     </w:p>
     <w:p>
       <w:pPr>
@@ -161,8 +169,16 @@
         <w:rPr>
           <w:rFonts w:hint="eastAsia"/>
         </w:rPr>
-        <w:t xml:space="preserve"> 1:M?(</w:t>
-      </w:r>
+        <w:t xml:space="preserve"> 1:</w:t>
+      </w:r>
+      <w:proofErr w:type="gramStart"/>
+      <w:r>
+        <w:rPr>
+          <w:rFonts w:hint="eastAsia"/>
+        </w:rPr>
+        <w:t>M?(</w:t>
+      </w:r>
+      <w:proofErr w:type="gramEnd"/>
       <w:r>
         <w:rPr>
           <w:rFonts w:hint="eastAsia"/>
@@ -389,11 +405,6 @@
     </w:p>
     <w:p/>
     <w:p>
-      <w:pPr>
-        <w:rPr>
-          <w:rFonts w:hint="eastAsia"/>
-        </w:rPr>
-      </w:pPr>
       <w:r>
         <w:rPr>
           <w:rFonts w:hint="eastAsia"/>
@@ -450,6 +461,74 @@
                     <a:xfrm>
                       <a:off x="0" y="0"/>
                       <a:ext cx="5274310" cy="3113405"/>
+                    </a:xfrm>
+                    <a:prstGeom prst="rect">
+                      <a:avLst/>
+                    </a:prstGeom>
+                  </pic:spPr>
+                </pic:pic>
+              </a:graphicData>
+            </a:graphic>
+          </wp:inline>
+        </w:drawing>
+      </w:r>
+    </w:p>
+    <w:p>
+      <w:r>
+        <w:rPr>
+          <w:rFonts w:hint="eastAsia"/>
+        </w:rPr>
+        <w:t>5/20</w:t>
+      </w:r>
+      <w:r>
+        <w:rPr>
+          <w:rFonts w:hint="eastAsia"/>
+        </w:rPr>
+        <w:t>再更新</w:t>
+      </w:r>
+    </w:p>
+    <w:p>
+      <w:pPr>
+        <w:rPr>
+          <w:rFonts w:hint="eastAsia"/>
+        </w:rPr>
+      </w:pPr>
+      <w:r>
+        <w:rPr>
+          <w:rFonts w:hint="eastAsia"/>
+          <w:noProof/>
+        </w:rPr>
+        <w:drawing>
+          <wp:inline distT="0" distB="0" distL="0" distR="0" wp14:anchorId="0868D288" wp14:editId="4DEC6101">
+            <wp:extent cx="5274310" cy="3411220"/>
+            <wp:effectExtent l="0" t="0" r="0" b="0"/>
+            <wp:docPr id="1309565914" name="圖片 1" descr="一張含有 寫生, 圖畫, 圖表, 線條藝術 的圖片&#10;&#10;AI 產生的內容可能不正確。"/>
+            <wp:cNvGraphicFramePr>
+              <a:graphicFrameLocks xmlns:a="http://schemas.openxmlformats.org/drawingml/2006/main" noChangeAspect="1"/>
+            </wp:cNvGraphicFramePr>
+            <a:graphic xmlns:a="http://schemas.openxmlformats.org/drawingml/2006/main">
+              <a:graphicData uri="http://schemas.openxmlformats.org/drawingml/2006/picture">
+                <pic:pic xmlns:pic="http://schemas.openxmlformats.org/drawingml/2006/picture">
+                  <pic:nvPicPr>
+                    <pic:cNvPr id="1309565914" name="圖片 1" descr="一張含有 寫生, 圖畫, 圖表, 線條藝術 的圖片&#10;&#10;AI 產生的內容可能不正確。"/>
+                    <pic:cNvPicPr/>
+                  </pic:nvPicPr>
+                  <pic:blipFill>
+                    <a:blip r:embed="rId12" cstate="print">
+                      <a:extLst>
+                        <a:ext uri="{28A0092B-C50C-407E-A947-70E740481C1C}">
+                          <a14:useLocalDpi xmlns:a14="http://schemas.microsoft.com/office/drawing/2010/main" val="0"/>
+                        </a:ext>
+                      </a:extLst>
+                    </a:blip>
+                    <a:stretch>
+                      <a:fillRect/>
+                    </a:stretch>
+                  </pic:blipFill>
+                  <pic:spPr>
+                    <a:xfrm>
+                      <a:off x="0" y="0"/>
+                      <a:ext cx="5274310" cy="3411220"/>
                     </a:xfrm>
                     <a:prstGeom prst="rect">
                       <a:avLst/>

--- a/文件/第七章實體關聯圖問題-035-042.docx
+++ b/文件/第七章實體關聯圖問題-035-042.docx
@@ -118,14 +118,7 @@
         <w:rPr>
           <w:rFonts w:hint="eastAsia"/>
         </w:rPr>
-        <w:t>ai?</w:t>
-      </w:r>
-      <w:proofErr w:type="gramStart"/>
-      <w:r>
-        <w:rPr>
-          <w:rFonts w:hint="eastAsia"/>
-        </w:rPr>
-        <w:t>)</w:t>
+        <w:t>ai?)</w:t>
       </w:r>
       <w:r>
         <w:rPr>
@@ -134,7 +127,6 @@
         </w:rPr>
         <w:t>ai</w:t>
       </w:r>
-      <w:proofErr w:type="gramEnd"/>
     </w:p>
     <w:p>
       <w:pPr>
@@ -169,16 +161,8 @@
         <w:rPr>
           <w:rFonts w:hint="eastAsia"/>
         </w:rPr>
-        <w:t xml:space="preserve"> 1:</w:t>
-      </w:r>
-      <w:proofErr w:type="gramStart"/>
-      <w:r>
-        <w:rPr>
-          <w:rFonts w:hint="eastAsia"/>
-        </w:rPr>
-        <w:t>M?(</w:t>
-      </w:r>
-      <w:proofErr w:type="gramEnd"/>
+        <w:t xml:space="preserve"> 1:M?(</w:t>
+      </w:r>
       <w:r>
         <w:rPr>
           <w:rFonts w:hint="eastAsia"/>
@@ -488,11 +472,6 @@
       </w:r>
     </w:p>
     <w:p>
-      <w:pPr>
-        <w:rPr>
-          <w:rFonts w:hint="eastAsia"/>
-        </w:rPr>
-      </w:pPr>
       <w:r>
         <w:rPr>
           <w:rFonts w:hint="eastAsia"/>
@@ -539,6 +518,111 @@
             </a:graphic>
           </wp:inline>
         </w:drawing>
+      </w:r>
+    </w:p>
+    <w:p/>
+    <w:p>
+      <w:r>
+        <w:t xml:space="preserve">5/21 </w:t>
+      </w:r>
+    </w:p>
+    <w:p>
+      <w:pPr>
+        <w:rPr>
+          <w:rFonts w:hint="eastAsia"/>
+        </w:rPr>
+      </w:pPr>
+      <w:r>
+        <w:rPr>
+          <w:rFonts w:hint="eastAsia"/>
+        </w:rPr>
+        <w:t>誰建立審核前商家表單</w:t>
+      </w:r>
+    </w:p>
+    <w:p>
+      <w:r>
+        <w:rPr>
+          <w:rFonts w:hint="eastAsia"/>
+        </w:rPr>
+        <w:t>二次審核</w:t>
+      </w:r>
+      <w:r>
+        <w:rPr>
+          <w:rFonts w:hint="eastAsia"/>
+        </w:rPr>
+        <w:t>的部分</w:t>
+      </w:r>
+      <w:r>
+        <w:rPr>
+          <w:rFonts w:hint="eastAsia"/>
+        </w:rPr>
+        <w:t>再調整成跟他開會說的一樣</w:t>
+      </w:r>
+    </w:p>
+    <w:p>
+      <w:r>
+        <w:rPr>
+          <w:rFonts w:hint="eastAsia"/>
+        </w:rPr>
+        <w:lastRenderedPageBreak/>
+        <w:t>審查狀態表單有問題</w:t>
+      </w:r>
+      <w:r>
+        <w:rPr>
+          <w:rFonts w:hint="eastAsia"/>
+        </w:rPr>
+        <w:t>(?</w:t>
+      </w:r>
+    </w:p>
+    <w:p>
+      <w:r>
+        <w:rPr>
+          <w:rFonts w:hint="eastAsia"/>
+        </w:rPr>
+        <w:t>資料表不要有「表」</w:t>
+      </w:r>
+      <w:r>
+        <w:rPr>
+          <w:rFonts w:hint="eastAsia"/>
+        </w:rPr>
+        <w:t>(7-2</w:t>
+      </w:r>
+      <w:r>
+        <w:rPr>
+          <w:rFonts w:hint="eastAsia"/>
+        </w:rPr>
+        <w:t>字典不用改</w:t>
+      </w:r>
+      <w:r>
+        <w:rPr>
+          <w:rFonts w:hint="eastAsia"/>
+        </w:rPr>
+        <w:t>)</w:t>
+      </w:r>
+    </w:p>
+    <w:p>
+      <w:pPr>
+        <w:rPr>
+          <w:rFonts w:hint="eastAsia"/>
+        </w:rPr>
+      </w:pPr>
+      <w:r>
+        <w:rPr>
+          <w:rFonts w:hint="eastAsia"/>
+        </w:rPr>
+        <w:t>文件的</w:t>
+      </w:r>
+      <w:r>
+        <w:rPr>
+          <w:rFonts w:hint="eastAsia"/>
+        </w:rPr>
+        <w:t>7-2</w:t>
+      </w:r>
+      <w:r>
+        <w:rPr>
+          <w:rFonts w:hint="eastAsia"/>
+        </w:rPr>
+        <w:t>字典不要用「表單」要用「資料表」</w:t>
       </w:r>
     </w:p>
     <w:sectPr>
